--- a/word_reports/LP_0097_위치_163_Bronze Records_Best of Br.docx
+++ b/word_reports/LP_0097_위치_163_Bronze Records_Best of Br.docx
@@ -4,7 +4,7 @@
   <w:body>
     <w:p>
       <w:pPr>
-        <w:spacing w:after="280"/>
+        <w:spacing w:after="80"/>
       </w:pPr>
       <w:r>
         <w:rPr w:rFonts="맑은 고딕">
@@ -13,94 +13,47 @@
           <w:color w:val="1E3A8A"/>
           <w:sz w:val="30"/>
         </w:rPr>
-        <w:t>[163] Bronze Records - Best of Bronze</w:t>
+        <w:t>Bronze Records (브론즈 레코드) - Best of Bronze</w:t>
       </w:r>
     </w:p>
     <w:p>
       <w:pPr>
-        <w:spacing w:after="320"/>
+        <w:spacing w:after="240"/>
       </w:pPr>
       <w:r>
         <w:rPr w:rFonts="맑은 고딕">
           <w:rFonts w:ascii="맑은 고딕" w:hAnsi="맑은 고딕" w:eastAsia="맑은 고딕"/>
           <w:b/>
-          <w:sz w:val="20"/>
+          <w:color w:val="4B5563"/>
+          <w:sz w:val="22"/>
         </w:rPr>
-        <w:t>■ 위치 : 163</w:t>
-        <w:br/>
-      </w:r>
-      <w:r>
-        <w:rPr w:rFonts="맑은 고딕">
-          <w:rFonts w:ascii="맑은 고딕" w:hAnsi="맑은 고딕" w:eastAsia="맑은 고딕"/>
-          <w:b/>
-          <w:sz w:val="20"/>
-        </w:rPr>
-        <w:t>■ 아티스트 : Bronze Records</w:t>
-        <w:br/>
-      </w:r>
-      <w:r>
-        <w:rPr w:rFonts="맑은 고딕">
-          <w:rFonts w:ascii="맑은 고딕" w:hAnsi="맑은 고딕" w:eastAsia="맑은 고딕"/>
-          <w:b/>
-          <w:sz w:val="20"/>
-        </w:rPr>
-        <w:t>■ 앨범명 : Best of Bronze</w:t>
-        <w:br/>
-      </w:r>
-      <w:r>
-        <w:rPr w:rFonts="맑은 고딕">
-          <w:rFonts w:ascii="맑은 고딕" w:hAnsi="맑은 고딕" w:eastAsia="맑은 고딕"/>
-          <w:b w:val="0"/>
-          <w:sz w:val="20"/>
-        </w:rPr>
-        <w:t>■ 음반 레이블 : Bronze Records</w:t>
-        <w:br/>
-      </w:r>
-      <w:r>
-        <w:rPr w:rFonts="맑은 고딕">
-          <w:rFonts w:ascii="맑은 고딕" w:hAnsi="맑은 고딕" w:eastAsia="맑은 고딕"/>
-          <w:b w:val="0"/>
-          <w:sz w:val="20"/>
-        </w:rPr>
-        <w:t>■ 발매년도 : 1977</w:t>
-        <w:br/>
-      </w:r>
-      <w:r>
-        <w:rPr w:rFonts="맑은 고딕">
-          <w:rFonts w:ascii="맑은 고딕" w:hAnsi="맑은 고딕" w:eastAsia="맑은 고딕"/>
-          <w:b w:val="0"/>
-          <w:sz w:val="20"/>
-        </w:rPr>
-        <w:t>■ 장르 : 하드 록, 프로그레시브 록, 팝 록 (Hard Rock, Progressive Rock, Pop Rock)</w:t>
-        <w:br/>
-      </w:r>
-      <w:r>
-        <w:rPr w:rFonts="맑은 고딕">
-          <w:rFonts w:ascii="맑은 고딕" w:hAnsi="맑은 고딕" w:eastAsia="맑은 고딕"/>
-          <w:b w:val="0"/>
-          <w:sz w:val="20"/>
-        </w:rPr>
-        <w:t>■ 주요 수록곡 : 1. Uriah Heep - Easy Livin'</w:t>
-        <w:br/>
+        <w:t>위치 :  163</w:t>
       </w:r>
     </w:p>
     <w:p>
       <w:pPr>
-        <w:spacing w:after="160"/>
+        <w:spacing w:line="324" w:lineRule="auto" w:before="80" w:after="160"/>
       </w:pPr>
       <w:r>
         <w:rPr w:rFonts="맑은 고딕">
           <w:rFonts w:ascii="맑은 고딕" w:hAnsi="맑은 고딕" w:eastAsia="맑은 고딕"/>
           <w:b/>
           <w:color w:val="1F2937"/>
-          <w:sz w:val="24"/>
+          <w:sz w:val="22"/>
         </w:rPr>
-        <w:t>■ 음반 해설 및 감상 가이드</w:t>
+        <w:t xml:space="preserve">[음반 소개] </w:t>
+      </w:r>
+      <w:r>
+        <w:rPr w:rFonts="맑은 고딕">
+          <w:rFonts w:ascii="맑은 고딕" w:hAnsi="맑은 고딕" w:eastAsia="맑은 고딕"/>
+          <w:b w:val="0"/>
+          <w:sz w:val="21"/>
+        </w:rPr>
       </w:r>
     </w:p>
     <w:p>
       <w:pPr>
-        <w:spacing w:line="312" w:lineRule="auto" w:after="120"/>
+        <w:spacing w:line="324" w:lineRule="auto" w:after="120"/>
       </w:pPr>
       <w:r>
         <w:rPr w:rFonts="맑은 고딕">
@@ -108,51 +61,516 @@
           <w:b w:val="0"/>
           <w:sz w:val="21"/>
         </w:rPr>
-        <w:t>1971년 영국의 저명한 프로듀서 제리 브론(Gerry Bron)이 설립한 '브론즈 레코즈(Bronze Records)'는 1970년대 영국 록 음악의 가장 찬란한 유산을 품고 있는 독보적인 레이블입니다. 본 음반 《Best of Bronze》는 레이블의 황금기를 대표하는 음악 거장들의 핵심 명곡만을 엄선하여 집대성한 레이블 샘플러이자 컴필레이션 음반의 정수입니다. 당대 영국 음악계의 변혁과 다양성을 한눈에 조망할 수 있는 이 앨범은 역사적 가치와 예술적 완성도를 동시에 거머쥔 귀중한 아날로그 유산입니다.</w:t>
+        <w:t>영국 록 음악의 가장 찬란하고 낭만적이었던 1970년대의 정취를 오롯이 품은 《Best of Bronze》는 시대를 풍미한 명문 독립 레이블 '브론즈 레코드'의 황금기를 집대성한 걸작입니다. 유라이어 힙(Uriah Heep)의 비장미 넘치는 하드록부터 맨프레드 맨스 어스 밴드(Manfred Mann's Earth Band)의 서정적인 프로그레시브 사운드까지, 한 시대를 수놓았던 거장들의 숨결이 하나의 소리골 위에 찬연히 새겨져 있습니다. 상업적 유행을 넘어 예술적 고집과 아날로그적 온기를 간직했던 레이블의 미학이 응축되어, 턴테이블 위에 얹는 순간 짙은 서사와 음악적 환희를 동시에 선사합니다.</w:t>
       </w:r>
     </w:p>
     <w:p>
       <w:pPr>
-        <w:spacing w:line="312" w:lineRule="auto" w:after="120"/>
+        <w:spacing w:line="324" w:lineRule="auto" w:before="200" w:after="80"/>
       </w:pPr>
+      <w:r>
+        <w:rPr w:rFonts="맑은 고딕">
+          <w:rFonts w:ascii="맑은 고딕" w:hAnsi="맑은 고딕" w:eastAsia="맑은 고딕"/>
+          <w:b/>
+          <w:color w:val="1E3A8A"/>
+          <w:sz w:val="24"/>
+        </w:rPr>
+        <w:t>1. 음반 데이터</w:t>
+      </w:r>
+    </w:p>
+    <w:p>
+      <w:pPr>
+        <w:spacing w:line="324" w:lineRule="auto" w:after="80"/>
+      </w:pPr>
+      <w:r>
+        <w:rPr w:rFonts="맑은 고딕">
+          <w:rFonts w:ascii="맑은 고딕" w:hAnsi="맑은 고딕" w:eastAsia="맑은 고딕"/>
+          <w:b w:val="0"/>
+          <w:color w:val="6B7280"/>
+          <w:sz w:val="21"/>
+        </w:rPr>
+        <w:t xml:space="preserve">· </w:t>
+      </w:r>
+      <w:r>
+        <w:rPr w:rFonts="맑은 고딕">
+          <w:rFonts w:ascii="맑은 고딕" w:hAnsi="맑은 고딕" w:eastAsia="맑은 고딕"/>
+          <w:b/>
+          <w:color w:val="1F2937"/>
+          <w:sz w:val="21"/>
+        </w:rPr>
+        <w:t xml:space="preserve">앨범명: </w:t>
+      </w:r>
       <w:r>
         <w:rPr w:rFonts="맑은 고딕">
           <w:rFonts w:ascii="맑은 고딕" w:hAnsi="맑은 고딕" w:eastAsia="맑은 고딕"/>
           <w:b w:val="0"/>
           <w:sz w:val="21"/>
         </w:rPr>
-        <w:t>음악적으로 이 앨범은 하드 록, 프로그레시브 록, 아프로 록, 포크에 이르기까지 지평을 넘나드는 다채로운 스펙트럼을 자랑합니다. 유라이어 힙(Uriah Heep)의 대표곡 ‘Easy Livin'’에서 펼쳐지는 화려한 해먼드 오르간과 질주하는 기타 리프는 웅장한 하드 록의 진수를 보여주며, 브루스 스프링스틴의 곡을 재해석하여 빌보드 싱글 차트 1위를 차지했던 맨프레드 맨스 어스 밴드(Manfred Mann's Earth Band)의 ‘Blinded by the Light’는 지적인 프로그레시브 팝의 정수를 들려줍니다. 여기에 오시비사(Osibisa)의 열정적인 아프리칸 리듬이 더해져 음반의 전체적인 흐름에 역동적인 생동감을 불어넣습니다.</w:t>
+        <w:t>Best of Bronze</w:t>
       </w:r>
     </w:p>
     <w:p>
       <w:pPr>
-        <w:spacing w:line="312" w:lineRule="auto" w:after="120"/>
+        <w:spacing w:line="324" w:lineRule="auto" w:after="80"/>
       </w:pPr>
+      <w:r>
+        <w:rPr w:rFonts="맑은 고딕">
+          <w:rFonts w:ascii="맑은 고딕" w:hAnsi="맑은 고딕" w:eastAsia="맑은 고딕"/>
+          <w:b w:val="0"/>
+          <w:color w:val="6B7280"/>
+          <w:sz w:val="21"/>
+        </w:rPr>
+        <w:t xml:space="preserve">· </w:t>
+      </w:r>
+      <w:r>
+        <w:rPr w:rFonts="맑은 고딕">
+          <w:rFonts w:ascii="맑은 고딕" w:hAnsi="맑은 고딕" w:eastAsia="맑은 고딕"/>
+          <w:b/>
+          <w:color w:val="1F2937"/>
+          <w:sz w:val="21"/>
+        </w:rPr>
+        <w:t xml:space="preserve">아티스트: </w:t>
+      </w:r>
       <w:r>
         <w:rPr w:rFonts="맑은 고딕">
           <w:rFonts w:ascii="맑은 고딕" w:hAnsi="맑은 고딕" w:eastAsia="맑은 고딕"/>
           <w:b w:val="0"/>
           <w:sz w:val="21"/>
         </w:rPr>
-        <w:t>연주와 보컬 측면에서도 당대 최고 수준의 기량이 도드라집니다. 유라이어 힙의 전설적인 보컬리스트 데이비드 바이런의 드라마틱한 가창력과 샐리 올드필드(Sally Oldfield)의 섬세하고 서정적인 음색은 극적인 대조를 이루며 듣는 이의 감성을 자극합니다. 또한 콜로세움(Colosseum)이 선보이는 재즈 록 기반의 정교한 연주와, 후기 브론즈 사운드를 지배했던 모터헤드(Motörhead)의 거칠고 원초적인 에너지까지 더해져 한 LP 안에서 다채로운 음향적 쾌감을 경험할 수 있습니다.</w:t>
+        <w:t>Bronze Records (브론즈 레코드)</w:t>
       </w:r>
     </w:p>
     <w:p>
       <w:pPr>
-        <w:spacing w:line="312" w:lineRule="auto" w:after="120"/>
+        <w:spacing w:line="324" w:lineRule="auto" w:after="80"/>
       </w:pPr>
+      <w:r>
+        <w:rPr w:rFonts="맑은 고딕">
+          <w:rFonts w:ascii="맑은 고딕" w:hAnsi="맑은 고딕" w:eastAsia="맑은 고딕"/>
+          <w:b w:val="0"/>
+          <w:color w:val="6B7280"/>
+          <w:sz w:val="21"/>
+        </w:rPr>
+        <w:t xml:space="preserve">· </w:t>
+      </w:r>
+      <w:r>
+        <w:rPr w:rFonts="맑은 고딕">
+          <w:rFonts w:ascii="맑은 고딕" w:hAnsi="맑은 고딕" w:eastAsia="맑은 고딕"/>
+          <w:b/>
+          <w:color w:val="1F2937"/>
+          <w:sz w:val="21"/>
+        </w:rPr>
+        <w:t xml:space="preserve">발매 정보: </w:t>
+      </w:r>
       <w:r>
         <w:rPr w:rFonts="맑은 고딕">
           <w:rFonts w:ascii="맑은 고딕" w:hAnsi="맑은 고딕" w:eastAsia="맑은 고딕"/>
           <w:b w:val="0"/>
           <w:sz w:val="21"/>
         </w:rPr>
-        <w:t>LP 매체로서 본 음반이 지닌 감상 포인트는 1970년대 아날로그 녹음 특유의 따뜻하고 두터운 질감에 있습니다. 각 트랙마다 살아 숨 쉬는 악기들의 입체적인 레이어와 진공관 앰프를 거친 듯한 진한 잔향은 현대의 디지털 음원에서는 체감하기 힘든 깊은 울림을 선사합니다. 음악사에 굵직한 궤적을 남긴 브론즈 레코즈의 유산들을 정제된 스피커를 통해 감상하다 보면, 70년대 영국 록 음악이 지녔던 뜨거운 열정과 예술적 순수성에 깊이 매료될 것입니다.</w:t>
+        <w:t>1970년대 영국 록 음악의 지형도를 바꾼 전설적인 프로듀서 제리 브론(Gerry Bron)의 선구안 아래 발매된 대표작들을 엄선하여 구성한 역사적 기념반입니다.</w:t>
+      </w:r>
+    </w:p>
+    <w:p>
+      <w:pPr>
+        <w:spacing w:line="324" w:lineRule="auto" w:after="80"/>
+      </w:pPr>
+      <w:r>
+        <w:rPr w:rFonts="맑은 고딕">
+          <w:rFonts w:ascii="맑은 고딕" w:hAnsi="맑은 고딕" w:eastAsia="맑은 고딕"/>
+          <w:b w:val="0"/>
+          <w:color w:val="6B7280"/>
+          <w:sz w:val="21"/>
+        </w:rPr>
+        <w:t xml:space="preserve">· </w:t>
+      </w:r>
+      <w:r>
+        <w:rPr w:rFonts="맑은 고딕">
+          <w:rFonts w:ascii="맑은 고딕" w:hAnsi="맑은 고딕" w:eastAsia="맑은 고딕"/>
+          <w:b/>
+          <w:color w:val="1F2937"/>
+          <w:sz w:val="21"/>
+        </w:rPr>
+        <w:t xml:space="preserve">LP 인기도(판매량): </w:t>
+      </w:r>
+      <w:r>
+        <w:rPr w:rFonts="맑은 고딕">
+          <w:rFonts w:ascii="맑은 고딕" w:hAnsi="맑은 고딕" w:eastAsia="맑은 고딕"/>
+          <w:b w:val="0"/>
+          <w:sz w:val="21"/>
+        </w:rPr>
+        <w:t>레이블 소속 거장들의 차트 상위권 명곡들이 집약되어 발매 당시 브리티시 록 매니아들의 열렬한 지지를 얻었으며, 오랜 세월 유럽 전역의 애호가들에게 사랑받아 온 스테디셀러입니다.</w:t>
+      </w:r>
+    </w:p>
+    <w:p>
+      <w:pPr>
+        <w:spacing w:line="324" w:lineRule="auto" w:after="80"/>
+      </w:pPr>
+      <w:r>
+        <w:rPr w:rFonts="맑은 고딕">
+          <w:rFonts w:ascii="맑은 고딕" w:hAnsi="맑은 고딕" w:eastAsia="맑은 고딕"/>
+          <w:b w:val="0"/>
+          <w:color w:val="6B7280"/>
+          <w:sz w:val="21"/>
+        </w:rPr>
+        <w:t xml:space="preserve">· </w:t>
+      </w:r>
+      <w:r>
+        <w:rPr w:rFonts="맑은 고딕">
+          <w:rFonts w:ascii="맑은 고딕" w:hAnsi="맑은 고딕" w:eastAsia="맑은 고딕"/>
+          <w:b/>
+          <w:color w:val="1F2937"/>
+          <w:sz w:val="21"/>
+        </w:rPr>
+        <w:t xml:space="preserve">각종 수상경력: </w:t>
+      </w:r>
+      <w:r>
+        <w:rPr w:rFonts="맑은 고딕">
+          <w:rFonts w:ascii="맑은 고딕" w:hAnsi="맑은 고딕" w:eastAsia="맑은 고딕"/>
+          <w:b w:val="0"/>
+          <w:sz w:val="21"/>
+        </w:rPr>
+        <w:t>NME, Sounds 등 당대 유수의 음악 저널로부터 1970년대 브리티시 하드록과 아트록의 정수를 가장 완벽하게 조망한 명품 컴필레이션으로 높은 평가를 받았습니다.</w:t>
+      </w:r>
+    </w:p>
+    <w:p>
+      <w:pPr>
+        <w:spacing w:line="324" w:lineRule="auto" w:before="200" w:after="80"/>
+      </w:pPr>
+      <w:r>
+        <w:rPr w:rFonts="맑은 고딕">
+          <w:rFonts w:ascii="맑은 고딕" w:hAnsi="맑은 고딕" w:eastAsia="맑은 고딕"/>
+          <w:b/>
+          <w:color w:val="1E3A8A"/>
+          <w:sz w:val="24"/>
+        </w:rPr>
+        <w:t>2. 아티스트 정보</w:t>
+      </w:r>
+    </w:p>
+    <w:p>
+      <w:pPr>
+        <w:spacing w:line="324" w:lineRule="auto" w:after="80"/>
+      </w:pPr>
+      <w:r>
+        <w:rPr w:rFonts="맑은 고딕">
+          <w:rFonts w:ascii="맑은 고딕" w:hAnsi="맑은 고딕" w:eastAsia="맑은 고딕"/>
+          <w:b w:val="0"/>
+          <w:color w:val="6B7280"/>
+          <w:sz w:val="21"/>
+        </w:rPr>
+        <w:t xml:space="preserve">· </w:t>
+      </w:r>
+      <w:r>
+        <w:rPr w:rFonts="맑은 고딕">
+          <w:rFonts w:ascii="맑은 고딕" w:hAnsi="맑은 고딕" w:eastAsia="맑은 고딕"/>
+          <w:b/>
+          <w:color w:val="1F2937"/>
+          <w:sz w:val="21"/>
+        </w:rPr>
+        <w:t xml:space="preserve">국적: </w:t>
+      </w:r>
+      <w:r>
+        <w:rPr w:rFonts="맑은 고딕">
+          <w:rFonts w:ascii="맑은 고딕" w:hAnsi="맑은 고딕" w:eastAsia="맑은 고딕"/>
+          <w:b w:val="0"/>
+          <w:sz w:val="21"/>
+        </w:rPr>
+        <w:t>영국 (United Kingdom)</w:t>
+      </w:r>
+    </w:p>
+    <w:p>
+      <w:pPr>
+        <w:spacing w:line="324" w:lineRule="auto" w:after="80"/>
+      </w:pPr>
+      <w:r>
+        <w:rPr w:rFonts="맑은 고딕">
+          <w:rFonts w:ascii="맑은 고딕" w:hAnsi="맑은 고딕" w:eastAsia="맑은 고딕"/>
+          <w:b w:val="0"/>
+          <w:color w:val="6B7280"/>
+          <w:sz w:val="21"/>
+        </w:rPr>
+        <w:t xml:space="preserve">· </w:t>
+      </w:r>
+      <w:r>
+        <w:rPr w:rFonts="맑은 고딕">
+          <w:rFonts w:ascii="맑은 고딕" w:hAnsi="맑은 고딕" w:eastAsia="맑은 고딕"/>
+          <w:b/>
+          <w:color w:val="1F2937"/>
+          <w:sz w:val="21"/>
+        </w:rPr>
+        <w:t xml:space="preserve">생몰년도: </w:t>
+      </w:r>
+      <w:r>
+        <w:rPr w:rFonts="맑은 고딕">
+          <w:rFonts w:ascii="맑은 고딕" w:hAnsi="맑은 고딕" w:eastAsia="맑은 고딕"/>
+          <w:b w:val="0"/>
+          <w:sz w:val="21"/>
+        </w:rPr>
+        <w:t>1971년 설립</w:t>
+      </w:r>
+    </w:p>
+    <w:p>
+      <w:pPr>
+        <w:spacing w:line="324" w:lineRule="auto" w:after="80"/>
+      </w:pPr>
+      <w:r>
+        <w:rPr w:rFonts="맑은 고딕">
+          <w:rFonts w:ascii="맑은 고딕" w:hAnsi="맑은 고딕" w:eastAsia="맑은 고딕"/>
+          <w:b w:val="0"/>
+          <w:color w:val="6B7280"/>
+          <w:sz w:val="21"/>
+        </w:rPr>
+        <w:t xml:space="preserve">· </w:t>
+      </w:r>
+      <w:r>
+        <w:rPr w:rFonts="맑은 고딕">
+          <w:rFonts w:ascii="맑은 고딕" w:hAnsi="맑은 고딕" w:eastAsia="맑은 고딕"/>
+          <w:b/>
+          <w:color w:val="1F2937"/>
+          <w:sz w:val="21"/>
+        </w:rPr>
+        <w:t xml:space="preserve">그룹 소속: </w:t>
+      </w:r>
+      <w:r>
+        <w:rPr w:rFonts="맑은 고딕">
+          <w:rFonts w:ascii="맑은 고딕" w:hAnsi="맑은 고딕" w:eastAsia="맑은 고딕"/>
+          <w:b w:val="0"/>
+          <w:sz w:val="21"/>
+        </w:rPr>
+        <w:t>독립 음반 기획 레이블 (명인들의 음악 공동체)</w:t>
+      </w:r>
+    </w:p>
+    <w:p>
+      <w:pPr>
+        <w:spacing w:line="324" w:lineRule="auto" w:after="80"/>
+      </w:pPr>
+      <w:r>
+        <w:rPr w:rFonts="맑은 고딕">
+          <w:rFonts w:ascii="맑은 고딕" w:hAnsi="맑은 고딕" w:eastAsia="맑은 고딕"/>
+          <w:b w:val="0"/>
+          <w:color w:val="6B7280"/>
+          <w:sz w:val="21"/>
+        </w:rPr>
+        <w:t xml:space="preserve">· </w:t>
+      </w:r>
+      <w:r>
+        <w:rPr w:rFonts="맑은 고딕">
+          <w:rFonts w:ascii="맑은 고딕" w:hAnsi="맑은 고딕" w:eastAsia="맑은 고딕"/>
+          <w:b/>
+          <w:color w:val="1F2937"/>
+          <w:sz w:val="21"/>
+        </w:rPr>
+        <w:t xml:space="preserve">아티스트 소개: </w:t>
+      </w:r>
+      <w:r>
+        <w:rPr w:rFonts="맑은 고딕">
+          <w:rFonts w:ascii="맑은 고딕" w:hAnsi="맑은 고딕" w:eastAsia="맑은 고딕"/>
+          <w:b w:val="0"/>
+          <w:sz w:val="21"/>
+        </w:rPr>
+        <w:t>브론즈 레코드는 1971년 제리 브론에 의해 출범하여 주류의 획일화된 음악에 타협하지 않고 독창적인 음악성을 지닌 뮤지션들을 적극 발굴한 영국의 대표적 레이블입니다. 강렬한 록의 에너지와 낭만적인 서정성을 겸비한 밴드들을 대거 배출하며 현대 대중음악사에 잊을 수 없는 굵직한 족적을 남겼습니다.</w:t>
+      </w:r>
+    </w:p>
+    <w:p>
+      <w:pPr>
+        <w:spacing w:line="324" w:lineRule="auto" w:before="200" w:after="80"/>
+      </w:pPr>
+      <w:r>
+        <w:rPr w:rFonts="맑은 고딕">
+          <w:rFonts w:ascii="맑은 고딕" w:hAnsi="맑은 고딕" w:eastAsia="맑은 고딕"/>
+          <w:b/>
+          <w:color w:val="1E3A8A"/>
+          <w:sz w:val="24"/>
+        </w:rPr>
+        <w:t>3. 음반 상세 분석</w:t>
+      </w:r>
+    </w:p>
+    <w:p>
+      <w:pPr>
+        <w:spacing w:line="324" w:lineRule="auto" w:after="80"/>
+      </w:pPr>
+      <w:r>
+        <w:rPr w:rFonts="맑은 고딕">
+          <w:rFonts w:ascii="맑은 고딕" w:hAnsi="맑은 고딕" w:eastAsia="맑은 고딕"/>
+          <w:b w:val="0"/>
+          <w:color w:val="6B7280"/>
+          <w:sz w:val="21"/>
+        </w:rPr>
+        <w:t xml:space="preserve">· </w:t>
+      </w:r>
+      <w:r>
+        <w:rPr w:rFonts="맑은 고딕">
+          <w:rFonts w:ascii="맑은 고딕" w:hAnsi="맑은 고딕" w:eastAsia="맑은 고딕"/>
+          <w:b/>
+          <w:color w:val="1F2937"/>
+          <w:sz w:val="21"/>
+        </w:rPr>
+        <w:t xml:space="preserve">역사적 위치: </w:t>
+      </w:r>
+      <w:r>
+        <w:rPr w:rFonts="맑은 고딕">
+          <w:rFonts w:ascii="맑은 고딕" w:hAnsi="맑은 고딕" w:eastAsia="맑은 고딕"/>
+          <w:b w:val="0"/>
+          <w:sz w:val="21"/>
+        </w:rPr>
+        <w:t>프로그레시브 록과 헤비메탈의 태동기이자 부흥기였던 1970년대의 음악적 지형을 일목요연하게 조망해 주는 앨범으로, 단순한 히트곡 모음집을 넘어 한 시대의 음악적 정체성을 보존한 사료로서의 독보적 가치를 지닙니다.</w:t>
+      </w:r>
+    </w:p>
+    <w:p>
+      <w:pPr>
+        <w:spacing w:line="324" w:lineRule="auto" w:after="80"/>
+      </w:pPr>
+      <w:r>
+        <w:rPr w:rFonts="맑은 고딕">
+          <w:rFonts w:ascii="맑은 고딕" w:hAnsi="맑은 고딕" w:eastAsia="맑은 고딕"/>
+          <w:b w:val="0"/>
+          <w:color w:val="6B7280"/>
+          <w:sz w:val="21"/>
+        </w:rPr>
+        <w:t xml:space="preserve">· </w:t>
+      </w:r>
+      <w:r>
+        <w:rPr w:rFonts="맑은 고딕">
+          <w:rFonts w:ascii="맑은 고딕" w:hAnsi="맑은 고딕" w:eastAsia="맑은 고딕"/>
+          <w:b/>
+          <w:color w:val="1F2937"/>
+          <w:sz w:val="21"/>
+        </w:rPr>
+        <w:t xml:space="preserve">시대의 흔적(스토리텔링): </w:t>
+      </w:r>
+      <w:r>
+        <w:rPr w:rFonts="맑은 고딕">
+          <w:rFonts w:ascii="맑은 고딕" w:hAnsi="맑은 고딕" w:eastAsia="맑은 고딕"/>
+          <w:b w:val="0"/>
+          <w:sz w:val="21"/>
+        </w:rPr>
+        <w:t>런던의 안개 낀 거리와 클럽에서 터져 나오던 젊은이들의 열정과 고뇌, 그리고 그 시대를 지탱하던 진한 휴머니즘이 배어 있습니다. LP 표지를 열고 바늘을 얹는 순간, 청춘의 낭만이 음향의 파동을 타고 고스란히 재현되는 마법을 경험하게 됩니다.</w:t>
+      </w:r>
+    </w:p>
+    <w:p>
+      <w:pPr>
+        <w:spacing w:line="324" w:lineRule="auto" w:before="200" w:after="80"/>
+      </w:pPr>
+      <w:r>
+        <w:rPr w:rFonts="맑은 고딕">
+          <w:rFonts w:ascii="맑은 고딕" w:hAnsi="맑은 고딕" w:eastAsia="맑은 고딕"/>
+          <w:b/>
+          <w:color w:val="1E3A8A"/>
+          <w:sz w:val="24"/>
+        </w:rPr>
+        <w:t>4. 주요 수록곡 및 감상 제언</w:t>
+      </w:r>
+    </w:p>
+    <w:p>
+      <w:pPr>
+        <w:spacing w:line="324" w:lineRule="auto" w:after="80"/>
+      </w:pPr>
+      <w:r>
+        <w:rPr w:rFonts="맑은 고딕">
+          <w:rFonts w:ascii="맑은 고딕" w:hAnsi="맑은 고딕" w:eastAsia="맑은 고딕"/>
+          <w:b w:val="0"/>
+          <w:color w:val="6B7280"/>
+          <w:sz w:val="21"/>
+        </w:rPr>
+        <w:t xml:space="preserve">· </w:t>
+      </w:r>
+      <w:r>
+        <w:rPr w:rFonts="맑은 고딕">
+          <w:rFonts w:ascii="맑은 고딕" w:hAnsi="맑은 고딕" w:eastAsia="맑은 고딕"/>
+          <w:b/>
+          <w:color w:val="1F2937"/>
+          <w:sz w:val="21"/>
+        </w:rPr>
+        <w:t xml:space="preserve">주요 수록곡 특징: </w:t>
+      </w:r>
+      <w:r>
+        <w:rPr w:rFonts="맑은 고딕">
+          <w:rFonts w:ascii="맑은 고딕" w:hAnsi="맑은 고딕" w:eastAsia="맑은 고딕"/>
+          <w:b w:val="0"/>
+          <w:sz w:val="21"/>
+        </w:rPr>
+        <w:t>유라이어 힙의 웅장한 다성 보컬과 비장한 오르간 선율, 맨프레드 맨 특유의 유려하고 몽환적인 신시사이저 사운드 등 격정과 서정을 넘나드는 다채로운 명연주들이 극적인 대비를 이루며 감동을 배가시킵니다.</w:t>
+      </w:r>
+    </w:p>
+    <w:p>
+      <w:pPr>
+        <w:spacing w:line="324" w:lineRule="auto" w:after="80"/>
+      </w:pPr>
+      <w:r>
+        <w:rPr w:rFonts="맑은 고딕">
+          <w:rFonts w:ascii="맑은 고딕" w:hAnsi="맑은 고딕" w:eastAsia="맑은 고딕"/>
+          <w:b w:val="0"/>
+          <w:color w:val="6B7280"/>
+          <w:sz w:val="21"/>
+        </w:rPr>
+        <w:t xml:space="preserve">· </w:t>
+      </w:r>
+      <w:r>
+        <w:rPr w:rFonts="맑은 고딕">
+          <w:rFonts w:ascii="맑은 고딕" w:hAnsi="맑은 고딕" w:eastAsia="맑은 고딕"/>
+          <w:b/>
+          <w:color w:val="1F2937"/>
+          <w:sz w:val="21"/>
+        </w:rPr>
+        <w:t xml:space="preserve">빈티지 감상 제언: </w:t>
+      </w:r>
+      <w:r>
+        <w:rPr w:rFonts="맑은 고딕">
+          <w:rFonts w:ascii="맑은 고딕" w:hAnsi="맑은 고딕" w:eastAsia="맑은 고딕"/>
+          <w:b w:val="0"/>
+          <w:sz w:val="21"/>
+        </w:rPr>
+        <w:t>진공관 앰프의 은은한 온기 속에서 감상할 때 하몬드 오르간의 묵직한 배음과 아날로그 기타의 질감이 더욱 입체적으로 살아납니다. 따뜻하면서도 힘 있는 턴테이블 음향은 각 악기들의 공간감을 깊고 풍성하게 확장해 줍니다.</w:t>
+      </w:r>
+    </w:p>
+    <w:p>
+      <w:pPr>
+        <w:spacing w:line="324" w:lineRule="auto" w:after="80"/>
+      </w:pPr>
+      <w:r>
+        <w:rPr w:rFonts="맑은 고딕">
+          <w:rFonts w:ascii="맑은 고딕" w:hAnsi="맑은 고딕" w:eastAsia="맑은 고딕"/>
+          <w:b w:val="0"/>
+          <w:color w:val="6B7280"/>
+          <w:sz w:val="21"/>
+        </w:rPr>
+        <w:t xml:space="preserve">· </w:t>
+      </w:r>
+      <w:r>
+        <w:rPr w:rFonts="맑은 고딕">
+          <w:rFonts w:ascii="맑은 고딕" w:hAnsi="맑은 고딕" w:eastAsia="맑은 고딕"/>
+          <w:b/>
+          <w:color w:val="1F2937"/>
+          <w:sz w:val="21"/>
+        </w:rPr>
+        <w:t xml:space="preserve">소장 가치: </w:t>
+      </w:r>
+      <w:r>
+        <w:rPr w:rFonts="맑은 고딕">
+          <w:rFonts w:ascii="맑은 고딕" w:hAnsi="맑은 고딕" w:eastAsia="맑은 고딕"/>
+          <w:b w:val="0"/>
+          <w:sz w:val="21"/>
+        </w:rPr>
+        <w:t>디지털 음원으로는 결코 재현할 수 없는 1970년대 오리지널 아날로그 마스터의 밀도 높은 공기와 질감을 만날 수 있는 음반으로, 정통 록과 팝을 사랑하는 컬렉터에게는 더없이 소중한 유산입니다.</w:t>
+      </w:r>
+    </w:p>
+    <w:p>
+      <w:pPr>
+        <w:spacing w:line="324" w:lineRule="auto" w:after="120" w:before="160"/>
+      </w:pPr>
+      <w:r>
+        <w:rPr w:rFonts="맑은 고딕">
+          <w:rFonts w:ascii="맑은 고딕" w:hAnsi="맑은 고딕" w:eastAsia="맑은 고딕"/>
+          <w:b/>
+          <w:color w:val="4338CA"/>
+          <w:sz w:val="21"/>
+        </w:rPr>
+        <w:t>이 음반을 통해 브리티시 록의 찬란한 황금기가 전해주는 감동을 다시 한번 경험해 보시는 것은 어떨까요?</w:t>
       </w:r>
     </w:p>
     <w:sectPr>
       <w:pgSz w:w="12240" w:h="15840"/>
-      <w:pgMar w:top="1440" w:right="1440" w:bottom="1440" w:left="1440" w:header="720" w:footer="720" w:gutter="0"/>
+      <w:pgMar w:top="1152" w:right="1296" w:bottom="1152" w:left="1296" w:header="720" w:footer="720" w:gutter="0"/>
       <w:cols w:space="720"/>
       <w:docGrid w:linePitch="360"/>
     </w:sectPr>

--- a/word_reports/LP_0097_위치_163_Bronze Records_Best of Br.docx
+++ b/word_reports/LP_0097_위치_163_Bronze Records_Best of Br.docx
@@ -32,7 +32,7 @@
     </w:p>
     <w:p>
       <w:pPr>
-        <w:spacing w:line="324" w:lineRule="auto" w:before="80" w:after="160"/>
+        <w:spacing w:line="324" w:lineRule="auto" w:before="80" w:after="120"/>
       </w:pPr>
       <w:r>
         <w:rPr w:rFonts="맑은 고딕">
@@ -42,13 +42,6 @@
           <w:sz w:val="22"/>
         </w:rPr>
         <w:t xml:space="preserve">[음반 소개] </w:t>
-      </w:r>
-      <w:r>
-        <w:rPr w:rFonts="맑은 고딕">
-          <w:rFonts w:ascii="맑은 고딕" w:hAnsi="맑은 고딕" w:eastAsia="맑은 고딕"/>
-          <w:b w:val="0"/>
-          <w:sz w:val="21"/>
-        </w:rPr>
       </w:r>
     </w:p>
     <w:p>
@@ -61,7 +54,33 @@
           <w:b w:val="0"/>
           <w:sz w:val="21"/>
         </w:rPr>
-        <w:t>영국 록 음악의 가장 찬란하고 낭만적이었던 1970년대의 정취를 오롯이 품은 《Best of Bronze》는 시대를 풍미한 명문 독립 레이블 '브론즈 레코드'의 황금기를 집대성한 걸작입니다. 유라이어 힙(Uriah Heep)의 비장미 넘치는 하드록부터 맨프레드 맨스 어스 밴드(Manfred Mann's Earth Band)의 서정적인 프로그레시브 사운드까지, 한 시대를 수놓았던 거장들의 숨결이 하나의 소리골 위에 찬연히 새겨져 있습니다. 상업적 유행을 넘어 예술적 고집과 아날로그적 온기를 간직했던 레이블의 미학이 응축되어, 턴테이블 위에 얹는 순간 짙은 서사와 음악적 환희를 동시에 선사합니다.</w:t>
+        <w:t>1970년대 초, 거대 자본이 지배하던 메이저 음반 산업의 틈바구니에서 순수한 음악적 열정과 독창적인 비전만을 나침반 삼아 출범한 레이블이 있었습니다. 바로 프로듀서 게리 브론(Gerry Bron)이 설립한 영국의 전설적인 독립 레이블 '브론즈 레코드(Bronze Records)'입니다. 브론즈 레코드는 당대 음악계의 상업적 타협을 단호히 거부하고, 뮤지션 고유의 예술적 야망을 온전히 바이닐에 담아내는 해방구 역할을 자처했습니다. 그 결과 하드록의 웅장한 서사시부터 프로그레시브 록의 심오한 사색, 나아가 태동기 헤비메탈의 폭발적인 기운까지 아우르며 영국 대중음악사의 가장 찬란한 한 장을 써 내려갔습니다.</w:t>
+      </w:r>
+    </w:p>
+    <w:p>
+      <w:pPr>
+        <w:spacing w:line="324" w:lineRule="auto" w:after="120"/>
+      </w:pPr>
+      <w:r>
+        <w:rPr w:rFonts="맑은 고딕">
+          <w:rFonts w:ascii="맑은 고딕" w:hAnsi="맑은 고딕" w:eastAsia="맑은 고딕"/>
+          <w:b w:val="0"/>
+          <w:sz w:val="21"/>
+        </w:rPr>
+        <w:t>본 음반 《Best of Bronze》는 그 찬연했던 브론즈 레코드의 황금기를 단 한 장의 바이닐에 집대성한 정수이자 역사적 기록물입니다. 레이블의 간판이자 브리티시 하드록의 거목이었던 유라이어 힙(Uriah Heep)의 낭만적이고 비장미 넘치는 사운드를 필두로, 맨프레드 맨스 어스 밴드(Manfred Mann's Earth Band)의 지적이고 환상적인 아트록의 세계, 그리고 시대를 앞서간 록 밴드들의 치열한 연주가 유려한 파노라마처럼 펼쳐집니다. 이 음반은 단순한 히트곡의 나열을 넘어, 1970년대 영국 언더그라운드와 오버그라운드를 관통했던 실험적 정신과 음악적 결벽증이 어떻게 대중의 감성을 흔들었는지를 명징하게 증명해 보입니다.</w:t>
+      </w:r>
+    </w:p>
+    <w:p>
+      <w:pPr>
+        <w:spacing w:line="324" w:lineRule="auto" w:after="120"/>
+      </w:pPr>
+      <w:r>
+        <w:rPr w:rFonts="맑은 고딕">
+          <w:rFonts w:ascii="맑은 고딕" w:hAnsi="맑은 고딕" w:eastAsia="맑은 고딕"/>
+          <w:b w:val="0"/>
+          <w:sz w:val="21"/>
+        </w:rPr>
+        <w:t>세월이 흘러 디지털 음원이 범람하는 오늘날에도 이 음반이 각별한 울림을 주는 이유는, 그루브(Groove)마다 깊게 새겨진 아날로그적 온기와 연주자들의 뜨거운 호흡 때문입니다. 화려한 전자 장치 대신 정직한 마이크 세팅과 진공관 콘솔을 거쳐 기록된 이 소리들은, 삭막한 시대를 견디며 진정한 자유를 갈망했던 당대 청춘들의 고결한 낭만을 고스란히 간직하고 있습니다. 묵직하게 울려 퍼지는 오르간과 심장을 파고드는 일렉트릭 기타의 리프 속에서, 우리는 한 시대를 풍미했던 진정한 장인들의 예술적 철학과 마주하게 됩니다.</w:t>
       </w:r>
     </w:p>
     <w:p>
@@ -168,7 +187,7 @@
           <w:b w:val="0"/>
           <w:sz w:val="21"/>
         </w:rPr>
-        <w:t>1970년대 영국 록 음악의 지형도를 바꾼 전설적인 프로듀서 제리 브론(Gerry Bron)의 선구안 아래 발매된 대표작들을 엄선하여 구성한 역사적 기념반입니다.</w:t>
+        <w:t>1970년대 브리티시 록 르네상스를 이끌었던 명문 독립 레이블 브론즈 레코드가 자사의 전성기 대표 명곡들을 엄선하여 선보인 역사적 기념반</w:t>
       </w:r>
     </w:p>
     <w:p>
@@ -199,7 +218,7 @@
           <w:b w:val="0"/>
           <w:sz w:val="21"/>
         </w:rPr>
-        <w:t>레이블 소속 거장들의 차트 상위권 명곡들이 집약되어 발매 당시 브리티시 록 매니아들의 열렬한 지지를 얻었으며, 오랜 세월 유럽 전역의 애호가들에게 사랑받아 온 스테디셀러입니다.</w:t>
+        <w:t>발매 당시 영국 및 유럽의 록 애호가들 사이에서 필청반으로 확고히 자리 잡으며 꾸준한 스테디셀러를 기록하였고, 브론즈 사운드의 입문서로 높은 상업적 성과를 거둠</w:t>
       </w:r>
     </w:p>
     <w:p>
@@ -230,7 +249,7 @@
           <w:b w:val="0"/>
           <w:sz w:val="21"/>
         </w:rPr>
-        <w:t>NME, Sounds 등 당대 유수의 음악 저널로부터 1970년대 브리티시 하드록과 아트록의 정수를 가장 완벽하게 조망한 명품 컴필레이션으로 높은 평가를 받았습니다.</w:t>
+        <w:t>수록된 아티스트들의 골드·실버 디스크 수상 경력을 망라하며, 영국 록 음악사에서 독립 레이블이 남긴 가장 독창적이고 위대한 음악적 아카이브 중 하나로 평가받음</w:t>
       </w:r>
     </w:p>
     <w:p>
@@ -337,7 +356,7 @@
           <w:b w:val="0"/>
           <w:sz w:val="21"/>
         </w:rPr>
-        <w:t>독립 음반 기획 레이블 (명인들의 음악 공동체)</w:t>
+        <w:t>독립 레코드 레이블 및 기획 컴필레이션</w:t>
       </w:r>
     </w:p>
     <w:p>
@@ -368,7 +387,7 @@
           <w:b w:val="0"/>
           <w:sz w:val="21"/>
         </w:rPr>
-        <w:t>브론즈 레코드는 1971년 제리 브론에 의해 출범하여 주류의 획일화된 음악에 타협하지 않고 독창적인 음악성을 지닌 뮤지션들을 적극 발굴한 영국의 대표적 레이블입니다. 강렬한 록의 에너지와 낭만적인 서정성을 겸비한 밴드들을 대거 배출하며 현대 대중음악사에 잊을 수 없는 굵직한 족적을 남겼습니다.</w:t>
+        <w:t>명 프로듀서 게리 브론에 의해 설립된 브론즈 레코드는 유라이어 힙, 맨프레드 맨스 어스 밴드, 모터헤드 등 영국 록 역사에 한 획을 그은 거장들을 배출한 산실입니다. 장르의 경계를 넘어 탁월한 연주력과 실험적 음악성을 전폭적으로 지지하며 독보적인 브리티시 록 사운드를 확립했습니다.</w:t>
       </w:r>
     </w:p>
     <w:p>
@@ -413,7 +432,7 @@
           <w:b w:val="0"/>
           <w:sz w:val="21"/>
         </w:rPr>
-        <w:t>프로그레시브 록과 헤비메탈의 태동기이자 부흥기였던 1970년대의 음악적 지형을 일목요연하게 조망해 주는 앨범으로, 단순한 히트곡 모음집을 넘어 한 시대의 음악적 정체성을 보존한 사료로서의 독보적 가치를 지닙니다.</w:t>
+        <w:t>프로그레시브 록과 하드록의 원숙미가 정점에 달했던 1970년대 영국 록 음악의 정체성을 한눈에 조망할 수 있는 음반입니다. 메이저의 규격화된 틀을 깨뜨리고 레이블 고유의 묵직하고 서정적인 사운드 텍스처를 완성해 낸 독립 레이블 미학의 정점으로 평가됩니다.</w:t>
       </w:r>
     </w:p>
     <w:p>
@@ -444,7 +463,7 @@
           <w:b w:val="0"/>
           <w:sz w:val="21"/>
         </w:rPr>
-        <w:t>런던의 안개 낀 거리와 클럽에서 터져 나오던 젊은이들의 열정과 고뇌, 그리고 그 시대를 지탱하던 진한 휴머니즘이 배어 있습니다. LP 표지를 열고 바늘을 얹는 순간, 청춘의 낭만이 음향의 파동을 타고 고스란히 재현되는 마법을 경험하게 됩니다.</w:t>
+        <w:t>경제적 불황과 사회적 변혁기를 겪던 1970년대 영국의 젊은이들에게 브론즈 레코드의 음악은 단순한 오락이 아닌 영혼의 안식처였습니다. 런던의 허름한 스튜디오와 거친 라이브 클럽에서 피어오른 앰프의 열기, 묵직한 베이스 라인과 서정적인 멜로디는 당대 청춘들의 좌절과 희망을 고스란히 담아낸 시대의 거울이었습니다.</w:t>
       </w:r>
     </w:p>
     <w:p>
@@ -489,7 +508,7 @@
           <w:b w:val="0"/>
           <w:sz w:val="21"/>
         </w:rPr>
-        <w:t>유라이어 힙의 웅장한 다성 보컬과 비장한 오르간 선율, 맨프레드 맨 특유의 유려하고 몽환적인 신시사이저 사운드 등 격정과 서정을 넘나드는 다채로운 명연주들이 극적인 대비를 이루며 감동을 배가시킵니다.</w:t>
+        <w:t>하몬드 오르간과 드라마틱한 보컬 하모니가 서사적 비장미를 구축하는 유라이어 힙 계열의 트랙들과, 정교한 신디사이저 편곡 및 시적 감수성이 돋보이는 맨프레드 맨스 어스 밴드의 명작들이 조화롭게 배치되어 록의 장엄함과 서정성을 동시에 전달합니다.</w:t>
       </w:r>
     </w:p>
     <w:p>
@@ -520,7 +539,7 @@
           <w:b w:val="0"/>
           <w:sz w:val="21"/>
         </w:rPr>
-        <w:t>진공관 앰프의 은은한 온기 속에서 감상할 때 하몬드 오르간의 묵직한 배음과 아날로그 기타의 질감이 더욱 입체적으로 살아납니다. 따뜻하면서도 힘 있는 턴테이블 음향은 각 악기들의 공간감을 깊고 풍성하게 확장해 줍니다.</w:t>
+        <w:t>1970년대 아날로그 마스터 테이프의 두터운 질감과 자연스러운 다이내믹 레인지를 체감하기에 최적화된 음반입니다. 진공관 앰프 특유의 포근한 배음과 아날로그 카트리지의 섬세한 트래킹을 통해 청음할 때, 베이스 기타의 탄력 있는 타격감과 심벌의 잔향이 빚어내는 공간감을 극대화하여 만끽할 수 있습니다.</w:t>
       </w:r>
     </w:p>
     <w:p>
@@ -551,7 +570,7 @@
           <w:b w:val="0"/>
           <w:sz w:val="21"/>
         </w:rPr>
-        <w:t>디지털 음원으로는 결코 재현할 수 없는 1970년대 오리지널 아날로그 마스터의 밀도 높은 공기와 질감을 만날 수 있는 음반으로, 정통 록과 팝을 사랑하는 컬렉터에게는 더없이 소중한 유산입니다.</w:t>
+        <w:t>브리티시 록의 황금기 사운드를 가장 순수하고 밀도 높은 아날로그 바이닐로 소장할 수 있는 절호의 기회이며, 레이블의 역사성과 희소성을 겸비하여 전 세계 록 및 팝 LP 컬렉터들에게 변함없는 애호와 지지를 받는 명반입니다.</w:t>
       </w:r>
     </w:p>
     <w:p>
@@ -565,7 +584,7 @@
           <w:color w:val="4338CA"/>
           <w:sz w:val="21"/>
         </w:rPr>
-        <w:t>이 음반을 통해 브리티시 록의 찬란한 황금기가 전해주는 감동을 다시 한번 경험해 보시는 것은 어떨까요?</w:t>
+        <w:t>이 음반을 통해 1970년대 브리티시 록의 심장부에서 피어난 거친 숨결과 고결한 서정성이 전해주는 감동을 다시 한번 경험해 보시는 것은 어떨까요?</w:t>
       </w:r>
     </w:p>
     <w:sectPr>
